--- a/conference/article_with_ai.docx
+++ b/conference/article_with_ai.docx
@@ -27,7 +27,7 @@
         <w:rPr>
           <w:lang w:val="ru-RU"/>
         </w:rPr>
-        <w:t>И. И. Иванов</w:t>
+        <w:t>Д. В. Дубина, С. Д. Рундыгин</w:t>
       </w:r>
     </w:p>
     <w:p>
@@ -45,23 +45,23 @@
         </w:rPr>
         <w:t>Белорусский государственный университет, пр. Независимости, 4,</w:t>
         <w:br/>
-        <w:t>220030, г. Минск, Беларусь, ivanov@bsu.by</w:t>
+        <w:t xml:space="preserve">220030, г. Минск, Беларусь, </w:t>
       </w:r>
-    </w:p>
-    <w:p>
-      <w:pPr>
-        <w:pStyle w:val="Style6"/>
-        <w:rPr>
-          <w:lang w:val="ru-RU"/>
-        </w:rPr>
-      </w:pPr>
       <w:r>
         <w:rPr>
           <w:i/>
           <w:sz w:val="24"/>
           <w:lang w:val="ru-RU"/>
         </w:rPr>
-        <w:t>Научный руководитель — П. П. Петров, старший преподаватель</w:t>
+        <w:t>rct.dubina</w:t>
+      </w:r>
+      <w:r>
+        <w:rPr>
+          <w:i/>
+          <w:sz w:val="24"/>
+          <w:lang w:val="ru-RU"/>
+        </w:rPr>
+        <w:t>@bsu.by</w:t>
       </w:r>
     </w:p>
     <w:p>
@@ -171,6 +171,7 @@
     <w:p>
       <w:pPr>
         <w:pStyle w:val="Normal"/>
+        <w:bidi w:val="0"/>
         <w:rPr>
           <w:lang w:val="ru-RU"/>
         </w:rPr>
@@ -179,7 +180,7 @@
         <w:rPr>
           <w:lang w:val="ru-RU"/>
         </w:rPr>
-        <w:t>Go-клиент реализует аутентификацию «вызов-ответ»: менеджер отправляет 32 случайных байта, клиент подписывает их через агент. C-менеджер (TCP-порт 5555) хранит учётные записи в БД SQLCipher [5], создаёт LUKS-тома (100 МБ) для каждого контейнера и управляет LXD-контейнерами (Alpine Linux 3.20) через REST API [6]. При каждом значимом событии (аутентификация, подключение, отключение, тайм-аут) менеджер записывает сессионное событие в таблицу sessions зашифрованной базы данных.</w:t>
+        <w:t>Go-клиент реализует аутентификацию «вызов-ответ»: менеджер отправляет 32 случайных байта, клиент подписывает их через агент. C-менеджер хранит учётные записи в БД SQLCipher [5], создаёт LUKS-тома для каждого контейнера и управляет LXD-контейнерами (Alpine Linux 3.20) через REST API [6]. При каждом значимом событии (аутентификация, подключение, отключение, тайм-аут) менеджер записывает сессионное событие в таблицу sessions зашифрованной базы данных.</w:t>
       </w:r>
     </w:p>
     <w:p>
@@ -193,9 +194,7 @@
         </w:rPr>
       </w:pPr>
       <w:r>
-        <w:rPr>
-          <w:lang w:val="ru-RU"/>
-        </w:rPr>
+        <w:rPr/>
         <w:drawing>
           <wp:inline distT="0" distB="0" distL="0" distR="0">
             <wp:extent cx="5039995" cy="1226820"/>
@@ -245,9 +244,17 @@
       </w:pPr>
       <w:r>
         <w:rPr>
+          <w:i/>
+          <w:iCs/>
           <w:lang w:val="ru-RU"/>
         </w:rPr>
-        <w:t>Рис. 1. Архитектура системы безопасного удалённого доступа</w:t>
+        <w:t>Рис 1.</w:t>
+      </w:r>
+      <w:r>
+        <w:rPr>
+          <w:lang w:val="ru-RU"/>
+        </w:rPr>
+        <w:t xml:space="preserve"> Архитектура системы безопасного удалённого доступа</w:t>
       </w:r>
     </w:p>
     <w:p>
@@ -289,7 +296,48 @@
         <w:rPr>
           <w:lang w:val="ru-RU"/>
         </w:rPr>
-        <w:t>Второй уровень (AI 2) запускается администратором (рис. 2). Модуль временно монтирует LUKS-том контейнера, считывает файлы истории оболочки и размонтирует том. Команды проходят пятиуровневую санитизацию: нумерованный формат с маркерами BEGIN/END; фильтрация паттернов инъекций регулярными выражениями; ограничение объёма (500 строк по 200 символов); явная маркировка блока как данных; валидация ответа по JSON-схеме с полями risk_level, summary, findings, recommendation [8]. В качестве модели используется Qwen2.5 (3B), запускаемая локально через Ollama [9], что исключает утечку данных. Результаты сохраняются в БД и JSON-файл для автоматической генерации PDF-отчёта.</w:t>
+        <w:t xml:space="preserve">Второй уровень (AI 2) запускается администратором (рис. 2). Модуль временно монтирует LUKS-том контейнера, считывает файлы истории оболочки и размонтирует том. Команды проходят пятиуровневую санитизацию </w:t>
+      </w:r>
+      <w:r>
+        <w:rPr>
+          <w:lang w:val="ru-RU"/>
+        </w:rPr>
+        <w:t>с целью защиты от промпт инъекций</w:t>
+      </w:r>
+      <w:r>
+        <w:rPr>
+          <w:lang w:val="ru-RU"/>
+        </w:rPr>
+        <w:t>: нумерованный формат с маркерами BEGIN/END; фильтрация паттернов инъекций регулярными выражениями; ограничение объёма (500 строк по 200 символов); явная маркировка блока как данных; валидация ответа по JSON-схеме с полями risk_level, summary, findings, recommendation [8]. В качестве модели используется Qwen2.5 (3B), запускаемая локально через Ollama [9], что исключает утечку данных. Результаты сохраняются в БД и JSON-файл для автоматической генерации PDF-отчёта.</w:t>
+      </w:r>
+    </w:p>
+    <w:p>
+      <w:pPr>
+        <w:pStyle w:val="Normal"/>
+        <w:bidi w:val="0"/>
+        <w:rPr>
+          <w:lang w:val="ru-RU"/>
+        </w:rPr>
+      </w:pPr>
+      <w:r>
+        <w:rPr>
+          <w:lang w:val="ru-RU"/>
+        </w:rPr>
+        <w:t>На рисунке 2 представлена пошаговая схема потока анализа поведения пользователей. Левая ветвь отражает работу модуля AI 1: сбор сессионных событий из зашифрованной базы данных, формирование базового профиля за 30 дней и вычисление z-score по трём метрикам с последующей записью аномального отчёта. Правая ветвь описывает модуль AI 2: временное монтирование LUKS-тома, извлечение истории команд, пятиуровневую санитизацию и отправку локальной языковой модели Qwen2.5 для классификации уровня риска. Связь между уровнями осуществляется по инициативе администратора на основании результатов первого этапа.</w:t>
+      </w:r>
+    </w:p>
+    <w:p>
+      <w:pPr>
+        <w:pStyle w:val="Normal"/>
+        <w:bidi w:val="0"/>
+        <w:rPr>
+          <w:lang w:val="ru-RU"/>
+        </w:rPr>
+      </w:pPr>
+      <w:r>
+        <w:rPr>
+          <w:lang w:val="ru-RU"/>
+        </w:rPr>
       </w:r>
     </w:p>
     <w:p>
@@ -303,9 +351,7 @@
         </w:rPr>
       </w:pPr>
       <w:r>
-        <w:rPr>
-          <w:lang w:val="ru-RU"/>
-        </w:rPr>
+        <w:rPr/>
         <w:drawing>
           <wp:inline distT="0" distB="0" distL="0" distR="0">
             <wp:extent cx="2682875" cy="4500245"/>
@@ -325,7 +371,7 @@
                   </pic:nvPicPr>
                   <pic:blipFill>
                     <a:blip r:embed="rId3"/>
-                    <a:srcRect l="0" t="0" r="0" b="46795"/>
+                    <a:srcRect l="0" t="0" r="0" b="46789"/>
                     <a:stretch>
                       <a:fillRect/>
                     </a:stretch>
@@ -347,9 +393,7 @@
         </w:drawing>
       </w:r>
       <w:r>
-        <w:rPr>
-          <w:lang w:val="ru-RU"/>
-        </w:rPr>
+        <w:rPr/>
         <w:drawing>
           <wp:inline distT="0" distB="0" distL="0" distR="0">
             <wp:extent cx="2682875" cy="4144645"/>
@@ -369,7 +413,7 @@
                   </pic:nvPicPr>
                   <pic:blipFill>
                     <a:blip r:embed="rId4"/>
-                    <a:srcRect l="0" t="50998" r="0" b="0"/>
+                    <a:srcRect l="0" t="50991" r="0" b="0"/>
                     <a:stretch>
                       <a:fillRect/>
                     </a:stretch>
@@ -400,9 +444,14 @@
       </w:pPr>
       <w:r>
         <w:rPr>
-          <w:lang w:val="ru-RU"/>
+          <w:i/>
+          <w:iCs/>
         </w:rPr>
-        <w:t>Рис. 2. Поток анализа поведения пользователей (AI 1 + AI 2)</w:t>
+        <w:t>Рис 2.</w:t>
+      </w:r>
+      <w:r>
+        <w:rPr/>
+        <w:t xml:space="preserve"> Поток анализа поведения пользователей (AI 1 + AI 2)</w:t>
       </w:r>
     </w:p>
     <w:p>
@@ -444,7 +493,19 @@
         <w:rPr>
           <w:lang w:val="ru-RU"/>
         </w:rPr>
-        <w:t>Подсистема анализа тестировалась на синтетических данных: 60 дней нормальных сессий с инъекцией аномалий (подключения в 2:00–5:00 UTC, 15 сессий/день, подозрительные команды). AI 1 обнаружил аномалии unusual_time и high_frequency (severity=high). AI 2 классифицировал историю с попытками чтения /etc/shadow и обратными оболочками как malicious. Данные контейнеров зашифрованы (LUKS); команды анализируются локально; санитизация защищает от инъекций. К ограничениям относится отсутствие Secure Element на ESP32-C3 [3].</w:t>
+        <w:t xml:space="preserve">Подсистема анализа тестировалась на синтетических данных: 60 дней нормальных сессий с инъекцией аномалий (подключения в 2:00–5:00 UTC, 15 сессий/день, подозрительные команды). AI 1 обнаружил аномалии unusual_time и high_frequency (severity=high). AI 2 классифицировал историю с попытками чтения /etc/shadow и обратными оболочками </w:t>
+      </w:r>
+      <w:r>
+        <w:rPr>
+          <w:lang w:val="ru-RU"/>
+        </w:rPr>
+        <w:t>(reverse shell)</w:t>
+      </w:r>
+      <w:r>
+        <w:rPr>
+          <w:lang w:val="ru-RU"/>
+        </w:rPr>
+        <w:t xml:space="preserve"> как malicious. Данные контейнеров зашифрованы (LUKS); команды анализируются локально; санитизация защищает от инъекций. К ограничениям относится отсутствие Secure Element на ESP32-C3 [3].</w:t>
       </w:r>
     </w:p>
     <w:p>
@@ -712,7 +773,7 @@
           <w:sz w:val="24"/>
           <w:lang w:val="ru-RU"/>
         </w:rPr>
-        <w:t xml:space="preserve"> Not what you've signed up for: Compromising Real-World LLM-Integrated Applications with Indirect Prompt Injection / K. Greshake, S. Abdelnabi, S. Mishra et al. // Proceedings of AISec. 2023. P. 79–90.</w:t>
+        <w:t xml:space="preserve"> Not what you've signed up for: Compromising Real-World LLM-Integrated Applications with Indirect Prompt Injection / K. Greshake, S. Abdelnabi, S. Mishra et al. // Proceedings of AISec. 2023.</w:t>
       </w:r>
     </w:p>
     <w:p>
@@ -818,6 +879,7 @@
         </w:tabs>
         <w:ind w:start="1080" w:hanging="360"/>
       </w:pPr>
+      <w:rPr/>
     </w:lvl>
     <w:lvl w:ilvl="2">
       <w:start w:val="1"/>
@@ -830,6 +892,7 @@
         </w:tabs>
         <w:ind w:start="1440" w:hanging="360"/>
       </w:pPr>
+      <w:rPr/>
     </w:lvl>
     <w:lvl w:ilvl="3">
       <w:start w:val="1"/>
@@ -842,6 +905,7 @@
         </w:tabs>
         <w:ind w:start="1800" w:hanging="360"/>
       </w:pPr>
+      <w:rPr/>
     </w:lvl>
     <w:lvl w:ilvl="4">
       <w:start w:val="1"/>
@@ -854,6 +918,7 @@
         </w:tabs>
         <w:ind w:start="2160" w:hanging="360"/>
       </w:pPr>
+      <w:rPr/>
     </w:lvl>
     <w:lvl w:ilvl="5">
       <w:start w:val="1"/>
@@ -866,6 +931,7 @@
         </w:tabs>
         <w:ind w:start="2520" w:hanging="360"/>
       </w:pPr>
+      <w:rPr/>
     </w:lvl>
     <w:lvl w:ilvl="6">
       <w:start w:val="1"/>
@@ -878,6 +944,7 @@
         </w:tabs>
         <w:ind w:start="2880" w:hanging="360"/>
       </w:pPr>
+      <w:rPr/>
     </w:lvl>
     <w:lvl w:ilvl="7">
       <w:start w:val="1"/>
@@ -890,6 +957,7 @@
         </w:tabs>
         <w:ind w:start="3240" w:hanging="360"/>
       </w:pPr>
+      <w:rPr/>
     </w:lvl>
     <w:lvl w:ilvl="8">
       <w:start w:val="1"/>
@@ -902,6 +970,7 @@
         </w:tabs>
         <w:ind w:start="3600" w:hanging="360"/>
       </w:pPr>
+      <w:rPr/>
     </w:lvl>
   </w:abstractNum>
   <w:abstractNum w:abstractNumId="2">
@@ -931,6 +1000,7 @@
         </w:tabs>
         <w:ind w:start="1080" w:hanging="360"/>
       </w:pPr>
+      <w:rPr/>
     </w:lvl>
     <w:lvl w:ilvl="2">
       <w:start w:val="1"/>
@@ -943,6 +1013,7 @@
         </w:tabs>
         <w:ind w:start="1440" w:hanging="360"/>
       </w:pPr>
+      <w:rPr/>
     </w:lvl>
     <w:lvl w:ilvl="3">
       <w:start w:val="1"/>
@@ -955,6 +1026,7 @@
         </w:tabs>
         <w:ind w:start="1800" w:hanging="360"/>
       </w:pPr>
+      <w:rPr/>
     </w:lvl>
     <w:lvl w:ilvl="4">
       <w:start w:val="1"/>
@@ -967,6 +1039,7 @@
         </w:tabs>
         <w:ind w:start="2160" w:hanging="360"/>
       </w:pPr>
+      <w:rPr/>
     </w:lvl>
     <w:lvl w:ilvl="5">
       <w:start w:val="1"/>
@@ -979,6 +1052,7 @@
         </w:tabs>
         <w:ind w:start="2520" w:hanging="360"/>
       </w:pPr>
+      <w:rPr/>
     </w:lvl>
     <w:lvl w:ilvl="6">
       <w:start w:val="1"/>
@@ -991,6 +1065,7 @@
         </w:tabs>
         <w:ind w:start="2880" w:hanging="360"/>
       </w:pPr>
+      <w:rPr/>
     </w:lvl>
     <w:lvl w:ilvl="7">
       <w:start w:val="1"/>
@@ -1003,6 +1078,7 @@
         </w:tabs>
         <w:ind w:start="3240" w:hanging="360"/>
       </w:pPr>
+      <w:rPr/>
     </w:lvl>
     <w:lvl w:ilvl="8">
       <w:start w:val="1"/>
@@ -1015,6 +1091,7 @@
         </w:tabs>
         <w:ind w:start="3600" w:hanging="360"/>
       </w:pPr>
+      <w:rPr/>
     </w:lvl>
   </w:abstractNum>
   <w:abstractNum w:abstractNumId="3">
@@ -1044,6 +1121,7 @@
         </w:tabs>
         <w:ind w:start="1080" w:hanging="360"/>
       </w:pPr>
+      <w:rPr/>
     </w:lvl>
     <w:lvl w:ilvl="2">
       <w:start w:val="1"/>
@@ -1056,6 +1134,7 @@
         </w:tabs>
         <w:ind w:start="1440" w:hanging="360"/>
       </w:pPr>
+      <w:rPr/>
     </w:lvl>
     <w:lvl w:ilvl="3">
       <w:start w:val="1"/>
@@ -1068,6 +1147,7 @@
         </w:tabs>
         <w:ind w:start="1800" w:hanging="360"/>
       </w:pPr>
+      <w:rPr/>
     </w:lvl>
     <w:lvl w:ilvl="4">
       <w:start w:val="1"/>
@@ -1080,6 +1160,7 @@
         </w:tabs>
         <w:ind w:start="2160" w:hanging="360"/>
       </w:pPr>
+      <w:rPr/>
     </w:lvl>
     <w:lvl w:ilvl="5">
       <w:start w:val="1"/>
@@ -1092,6 +1173,7 @@
         </w:tabs>
         <w:ind w:start="2520" w:hanging="360"/>
       </w:pPr>
+      <w:rPr/>
     </w:lvl>
     <w:lvl w:ilvl="6">
       <w:start w:val="1"/>
@@ -1104,6 +1186,7 @@
         </w:tabs>
         <w:ind w:start="2880" w:hanging="360"/>
       </w:pPr>
+      <w:rPr/>
     </w:lvl>
     <w:lvl w:ilvl="7">
       <w:start w:val="1"/>
@@ -1116,6 +1199,7 @@
         </w:tabs>
         <w:ind w:start="3240" w:hanging="360"/>
       </w:pPr>
+      <w:rPr/>
     </w:lvl>
     <w:lvl w:ilvl="8">
       <w:start w:val="1"/>
@@ -1128,6 +1212,7 @@
         </w:tabs>
         <w:ind w:start="3600" w:hanging="360"/>
       </w:pPr>
+      <w:rPr/>
     </w:lvl>
   </w:abstractNum>
   <w:abstractNum w:abstractNumId="4">
@@ -1155,6 +1240,7 @@
         </w:tabs>
         <w:ind w:start="1080" w:hanging="360"/>
       </w:pPr>
+      <w:rPr/>
     </w:lvl>
     <w:lvl w:ilvl="2">
       <w:start w:val="1"/>
@@ -1167,6 +1253,7 @@
         </w:tabs>
         <w:ind w:start="1440" w:hanging="360"/>
       </w:pPr>
+      <w:rPr/>
     </w:lvl>
     <w:lvl w:ilvl="3">
       <w:start w:val="1"/>
@@ -1179,6 +1266,7 @@
         </w:tabs>
         <w:ind w:start="1800" w:hanging="360"/>
       </w:pPr>
+      <w:rPr/>
     </w:lvl>
     <w:lvl w:ilvl="4">
       <w:start w:val="1"/>
@@ -1191,6 +1279,7 @@
         </w:tabs>
         <w:ind w:start="2160" w:hanging="360"/>
       </w:pPr>
+      <w:rPr/>
     </w:lvl>
     <w:lvl w:ilvl="5">
       <w:start w:val="1"/>
@@ -1203,6 +1292,7 @@
         </w:tabs>
         <w:ind w:start="2520" w:hanging="360"/>
       </w:pPr>
+      <w:rPr/>
     </w:lvl>
     <w:lvl w:ilvl="6">
       <w:start w:val="1"/>
@@ -1215,6 +1305,7 @@
         </w:tabs>
         <w:ind w:start="2880" w:hanging="360"/>
       </w:pPr>
+      <w:rPr/>
     </w:lvl>
     <w:lvl w:ilvl="7">
       <w:start w:val="1"/>
@@ -1227,6 +1318,7 @@
         </w:tabs>
         <w:ind w:start="3240" w:hanging="360"/>
       </w:pPr>
+      <w:rPr/>
     </w:lvl>
     <w:lvl w:ilvl="8">
       <w:start w:val="1"/>
@@ -1239,6 +1331,7 @@
         </w:tabs>
         <w:ind w:start="3600" w:hanging="360"/>
       </w:pPr>
+      <w:rPr/>
     </w:lvl>
   </w:abstractNum>
   <w:abstractNum w:abstractNumId="5">
@@ -1266,6 +1359,7 @@
         </w:tabs>
         <w:ind w:start="1080" w:hanging="360"/>
       </w:pPr>
+      <w:rPr/>
     </w:lvl>
     <w:lvl w:ilvl="2">
       <w:start w:val="1"/>
@@ -1278,6 +1372,7 @@
         </w:tabs>
         <w:ind w:start="1440" w:hanging="360"/>
       </w:pPr>
+      <w:rPr/>
     </w:lvl>
     <w:lvl w:ilvl="3">
       <w:start w:val="1"/>
@@ -1290,6 +1385,7 @@
         </w:tabs>
         <w:ind w:start="1800" w:hanging="360"/>
       </w:pPr>
+      <w:rPr/>
     </w:lvl>
     <w:lvl w:ilvl="4">
       <w:start w:val="1"/>
@@ -1302,6 +1398,7 @@
         </w:tabs>
         <w:ind w:start="2160" w:hanging="360"/>
       </w:pPr>
+      <w:rPr/>
     </w:lvl>
     <w:lvl w:ilvl="5">
       <w:start w:val="1"/>
@@ -1314,6 +1411,7 @@
         </w:tabs>
         <w:ind w:start="2520" w:hanging="360"/>
       </w:pPr>
+      <w:rPr/>
     </w:lvl>
     <w:lvl w:ilvl="6">
       <w:start w:val="1"/>
@@ -1326,6 +1424,7 @@
         </w:tabs>
         <w:ind w:start="2880" w:hanging="360"/>
       </w:pPr>
+      <w:rPr/>
     </w:lvl>
     <w:lvl w:ilvl="7">
       <w:start w:val="1"/>
@@ -1338,6 +1437,7 @@
         </w:tabs>
         <w:ind w:start="3240" w:hanging="360"/>
       </w:pPr>
+      <w:rPr/>
     </w:lvl>
     <w:lvl w:ilvl="8">
       <w:start w:val="1"/>
@@ -1350,6 +1450,7 @@
         </w:tabs>
         <w:ind w:start="3600" w:hanging="360"/>
       </w:pPr>
+      <w:rPr/>
     </w:lvl>
   </w:abstractNum>
   <w:abstractNum w:abstractNumId="6">
@@ -1377,6 +1478,7 @@
         </w:tabs>
         <w:ind w:start="1080" w:hanging="360"/>
       </w:pPr>
+      <w:rPr/>
     </w:lvl>
     <w:lvl w:ilvl="2">
       <w:start w:val="1"/>
@@ -1389,6 +1491,7 @@
         </w:tabs>
         <w:ind w:start="1440" w:hanging="360"/>
       </w:pPr>
+      <w:rPr/>
     </w:lvl>
     <w:lvl w:ilvl="3">
       <w:start w:val="1"/>
@@ -1401,6 +1504,7 @@
         </w:tabs>
         <w:ind w:start="1800" w:hanging="360"/>
       </w:pPr>
+      <w:rPr/>
     </w:lvl>
     <w:lvl w:ilvl="4">
       <w:start w:val="1"/>
@@ -1413,6 +1517,7 @@
         </w:tabs>
         <w:ind w:start="2160" w:hanging="360"/>
       </w:pPr>
+      <w:rPr/>
     </w:lvl>
     <w:lvl w:ilvl="5">
       <w:start w:val="1"/>
@@ -1425,6 +1530,7 @@
         </w:tabs>
         <w:ind w:start="2520" w:hanging="360"/>
       </w:pPr>
+      <w:rPr/>
     </w:lvl>
     <w:lvl w:ilvl="6">
       <w:start w:val="1"/>
@@ -1437,6 +1543,7 @@
         </w:tabs>
         <w:ind w:start="2880" w:hanging="360"/>
       </w:pPr>
+      <w:rPr/>
     </w:lvl>
     <w:lvl w:ilvl="7">
       <w:start w:val="1"/>
@@ -1449,6 +1556,7 @@
         </w:tabs>
         <w:ind w:start="3240" w:hanging="360"/>
       </w:pPr>
+      <w:rPr/>
     </w:lvl>
     <w:lvl w:ilvl="8">
       <w:start w:val="1"/>
@@ -1461,6 +1569,7 @@
         </w:tabs>
         <w:ind w:start="3600" w:hanging="360"/>
       </w:pPr>
+      <w:rPr/>
     </w:lvl>
   </w:abstractNum>
   <w:abstractNum w:abstractNumId="7">
@@ -1611,7 +1720,7 @@
   <w:docDefaults>
     <w:rPrDefault>
       <w:rPr>
-        <w:rFonts w:ascii="Cambria" w:hAnsi="Cambria" w:eastAsia="ＭＳ 明朝" w:cs="" w:asciiTheme="minorHAnsi" w:cstheme="minorBidi" w:eastAsiaTheme="minorEastAsia" w:hAnsiTheme="minorHAnsi"/>
+        <w:rFonts w:ascii="Cambria" w:hAnsi="Cambria" w:eastAsia="" w:cs="" w:asciiTheme="minorHAnsi" w:cstheme="minorBidi" w:eastAsiaTheme="minorEastAsia" w:hAnsiTheme="minorHAnsi"/>
         <w:sz w:val="22"/>
         <w:szCs w:val="22"/>
         <w:lang w:val="en-US" w:eastAsia="en-US" w:bidi="ar-SA"/>
@@ -1768,6 +1877,7 @@
     <w:rsid w:val="00fc693f"/>
     <w:pPr>
       <w:widowControl/>
+      <w:suppressAutoHyphens w:val="true"/>
       <w:bidi w:val="0"/>
       <w:spacing w:lineRule="auto" w:line="240" w:before="0" w:after="0"/>
       <w:ind w:firstLine="567"/>
@@ -1797,7 +1907,7 @@
       <w:outlineLvl w:val="0"/>
     </w:pPr>
     <w:rPr>
-      <w:rFonts w:ascii="Calibri" w:hAnsi="Calibri" w:eastAsia="ＭＳ ゴシック" w:cs="" w:asciiTheme="majorHAnsi" w:cstheme="majorBidi" w:eastAsiaTheme="majorEastAsia" w:hAnsiTheme="majorHAnsi"/>
+      <w:rFonts w:ascii="Calibri" w:hAnsi="Calibri" w:eastAsia="" w:cs="" w:asciiTheme="majorHAnsi" w:cstheme="majorBidi" w:eastAsiaTheme="majorEastAsia" w:hAnsiTheme="majorHAnsi"/>
       <w:b/>
       <w:bCs/>
       <w:color w:themeColor="accent1" w:themeShade="bf" w:val="365F91"/>
@@ -1821,7 +1931,7 @@
       <w:outlineLvl w:val="1"/>
     </w:pPr>
     <w:rPr>
-      <w:rFonts w:ascii="Calibri" w:hAnsi="Calibri" w:eastAsia="ＭＳ ゴシック" w:cs="" w:asciiTheme="majorHAnsi" w:cstheme="majorBidi" w:eastAsiaTheme="majorEastAsia" w:hAnsiTheme="majorHAnsi"/>
+      <w:rFonts w:ascii="Calibri" w:hAnsi="Calibri" w:eastAsia="" w:cs="" w:asciiTheme="majorHAnsi" w:cstheme="majorBidi" w:eastAsiaTheme="majorEastAsia" w:hAnsiTheme="majorHAnsi"/>
       <w:b/>
       <w:bCs/>
       <w:color w:themeColor="accent1" w:val="4F81BD"/>
@@ -1845,7 +1955,7 @@
       <w:outlineLvl w:val="2"/>
     </w:pPr>
     <w:rPr>
-      <w:rFonts w:ascii="Calibri" w:hAnsi="Calibri" w:eastAsia="ＭＳ ゴシック" w:cs="" w:asciiTheme="majorHAnsi" w:cstheme="majorBidi" w:eastAsiaTheme="majorEastAsia" w:hAnsiTheme="majorHAnsi"/>
+      <w:rFonts w:ascii="Calibri" w:hAnsi="Calibri" w:eastAsia="" w:cs="" w:asciiTheme="majorHAnsi" w:cstheme="majorBidi" w:eastAsiaTheme="majorEastAsia" w:hAnsiTheme="majorHAnsi"/>
       <w:b/>
       <w:bCs/>
       <w:color w:themeColor="accent1" w:val="4F81BD"/>
@@ -1868,7 +1978,7 @@
       <w:outlineLvl w:val="3"/>
     </w:pPr>
     <w:rPr>
-      <w:rFonts w:ascii="Calibri" w:hAnsi="Calibri" w:eastAsia="ＭＳ ゴシック" w:cs="" w:asciiTheme="majorHAnsi" w:cstheme="majorBidi" w:eastAsiaTheme="majorEastAsia" w:hAnsiTheme="majorHAnsi"/>
+      <w:rFonts w:ascii="Calibri" w:hAnsi="Calibri" w:eastAsia="" w:cs="" w:asciiTheme="majorHAnsi" w:cstheme="majorBidi" w:eastAsiaTheme="majorEastAsia" w:hAnsiTheme="majorHAnsi"/>
       <w:b/>
       <w:bCs/>
       <w:i/>
@@ -1893,7 +2003,7 @@
       <w:outlineLvl w:val="4"/>
     </w:pPr>
     <w:rPr>
-      <w:rFonts w:ascii="Calibri" w:hAnsi="Calibri" w:eastAsia="ＭＳ ゴシック" w:cs="" w:asciiTheme="majorHAnsi" w:cstheme="majorBidi" w:eastAsiaTheme="majorEastAsia" w:hAnsiTheme="majorHAnsi"/>
+      <w:rFonts w:ascii="Calibri" w:hAnsi="Calibri" w:eastAsia="" w:cs="" w:asciiTheme="majorHAnsi" w:cstheme="majorBidi" w:eastAsiaTheme="majorEastAsia" w:hAnsiTheme="majorHAnsi"/>
       <w:color w:themeColor="accent1" w:themeShade="7f" w:val="243F60"/>
     </w:rPr>
   </w:style>
@@ -1914,7 +2024,7 @@
       <w:outlineLvl w:val="5"/>
     </w:pPr>
     <w:rPr>
-      <w:rFonts w:ascii="Calibri" w:hAnsi="Calibri" w:eastAsia="ＭＳ ゴシック" w:cs="" w:asciiTheme="majorHAnsi" w:cstheme="majorBidi" w:eastAsiaTheme="majorEastAsia" w:hAnsiTheme="majorHAnsi"/>
+      <w:rFonts w:ascii="Calibri" w:hAnsi="Calibri" w:eastAsia="" w:cs="" w:asciiTheme="majorHAnsi" w:cstheme="majorBidi" w:eastAsiaTheme="majorEastAsia" w:hAnsiTheme="majorHAnsi"/>
       <w:i/>
       <w:iCs/>
       <w:color w:themeColor="accent1" w:themeShade="7f" w:val="243F60"/>
@@ -1937,7 +2047,7 @@
       <w:outlineLvl w:val="6"/>
     </w:pPr>
     <w:rPr>
-      <w:rFonts w:ascii="Calibri" w:hAnsi="Calibri" w:eastAsia="ＭＳ ゴシック" w:cs="" w:asciiTheme="majorHAnsi" w:cstheme="majorBidi" w:eastAsiaTheme="majorEastAsia" w:hAnsiTheme="majorHAnsi"/>
+      <w:rFonts w:ascii="Calibri" w:hAnsi="Calibri" w:eastAsia="" w:cs="" w:asciiTheme="majorHAnsi" w:cstheme="majorBidi" w:eastAsiaTheme="majorEastAsia" w:hAnsiTheme="majorHAnsi"/>
       <w:i/>
       <w:iCs/>
       <w:color w:themeColor="text1" w:themeTint="bf" w:val="404040"/>
@@ -1960,7 +2070,7 @@
       <w:outlineLvl w:val="7"/>
     </w:pPr>
     <w:rPr>
-      <w:rFonts w:ascii="Calibri" w:hAnsi="Calibri" w:eastAsia="ＭＳ ゴシック" w:cs="" w:asciiTheme="majorHAnsi" w:cstheme="majorBidi" w:eastAsiaTheme="majorEastAsia" w:hAnsiTheme="majorHAnsi"/>
+      <w:rFonts w:ascii="Calibri" w:hAnsi="Calibri" w:eastAsia="" w:cs="" w:asciiTheme="majorHAnsi" w:cstheme="majorBidi" w:eastAsiaTheme="majorEastAsia" w:hAnsiTheme="majorHAnsi"/>
       <w:color w:themeColor="accent1" w:val="4F81BD"/>
       <w:sz w:val="20"/>
       <w:szCs w:val="20"/>
@@ -1983,7 +2093,7 @@
       <w:outlineLvl w:val="8"/>
     </w:pPr>
     <w:rPr>
-      <w:rFonts w:ascii="Calibri" w:hAnsi="Calibri" w:eastAsia="ＭＳ ゴシック" w:cs="" w:asciiTheme="majorHAnsi" w:cstheme="majorBidi" w:eastAsiaTheme="majorEastAsia" w:hAnsiTheme="majorHAnsi"/>
+      <w:rFonts w:ascii="Calibri" w:hAnsi="Calibri" w:eastAsia="" w:cs="" w:asciiTheme="majorHAnsi" w:cstheme="majorBidi" w:eastAsiaTheme="majorEastAsia" w:hAnsiTheme="majorHAnsi"/>
       <w:i/>
       <w:iCs/>
       <w:color w:themeColor="text1" w:themeTint="bf" w:val="404040"/>
@@ -2025,7 +2135,7 @@
     <w:qFormat/>
     <w:rsid w:val="00fc693f"/>
     <w:rPr>
-      <w:rFonts w:ascii="Calibri" w:hAnsi="Calibri" w:eastAsia="ＭＳ ゴシック" w:cs="" w:asciiTheme="majorHAnsi" w:cstheme="majorBidi" w:eastAsiaTheme="majorEastAsia" w:hAnsiTheme="majorHAnsi"/>
+      <w:rFonts w:ascii="Calibri" w:hAnsi="Calibri" w:eastAsia="" w:cs="" w:asciiTheme="majorHAnsi" w:cstheme="majorBidi" w:eastAsiaTheme="majorEastAsia" w:hAnsiTheme="majorHAnsi"/>
       <w:b/>
       <w:bCs/>
       <w:color w:themeColor="accent1" w:themeShade="bf" w:val="365F91"/>
@@ -2041,7 +2151,7 @@
     <w:qFormat/>
     <w:rsid w:val="00fc693f"/>
     <w:rPr>
-      <w:rFonts w:ascii="Calibri" w:hAnsi="Calibri" w:eastAsia="ＭＳ ゴシック" w:cs="" w:asciiTheme="majorHAnsi" w:cstheme="majorBidi" w:eastAsiaTheme="majorEastAsia" w:hAnsiTheme="majorHAnsi"/>
+      <w:rFonts w:ascii="Calibri" w:hAnsi="Calibri" w:eastAsia="" w:cs="" w:asciiTheme="majorHAnsi" w:cstheme="majorBidi" w:eastAsiaTheme="majorEastAsia" w:hAnsiTheme="majorHAnsi"/>
       <w:b/>
       <w:bCs/>
       <w:color w:themeColor="accent1" w:val="4F81BD"/>
@@ -2057,7 +2167,7 @@
     <w:qFormat/>
     <w:rsid w:val="00fc693f"/>
     <w:rPr>
-      <w:rFonts w:ascii="Calibri" w:hAnsi="Calibri" w:eastAsia="ＭＳ ゴシック" w:cs="" w:asciiTheme="majorHAnsi" w:cstheme="majorBidi" w:eastAsiaTheme="majorEastAsia" w:hAnsiTheme="majorHAnsi"/>
+      <w:rFonts w:ascii="Calibri" w:hAnsi="Calibri" w:eastAsia="" w:cs="" w:asciiTheme="majorHAnsi" w:cstheme="majorBidi" w:eastAsiaTheme="majorEastAsia" w:hAnsiTheme="majorHAnsi"/>
       <w:b/>
       <w:bCs/>
       <w:color w:themeColor="accent1" w:val="4F81BD"/>
@@ -2071,7 +2181,7 @@
     <w:qFormat/>
     <w:rsid w:val="00fc693f"/>
     <w:rPr>
-      <w:rFonts w:ascii="Calibri" w:hAnsi="Calibri" w:eastAsia="ＭＳ ゴシック" w:cs="" w:asciiTheme="majorHAnsi" w:cstheme="majorBidi" w:eastAsiaTheme="majorEastAsia" w:hAnsiTheme="majorHAnsi"/>
+      <w:rFonts w:ascii="Calibri" w:hAnsi="Calibri" w:eastAsia="" w:cs="" w:asciiTheme="majorHAnsi" w:cstheme="majorBidi" w:eastAsiaTheme="majorEastAsia" w:hAnsiTheme="majorHAnsi"/>
       <w:color w:themeColor="text2" w:themeShade="bf" w:val="17365D"/>
       <w:spacing w:val="5"/>
       <w:kern w:val="2"/>
@@ -2087,7 +2197,7 @@
     <w:qFormat/>
     <w:rsid w:val="00fc693f"/>
     <w:rPr>
-      <w:rFonts w:ascii="Calibri" w:hAnsi="Calibri" w:eastAsia="ＭＳ ゴシック" w:cs="" w:asciiTheme="majorHAnsi" w:cstheme="majorBidi" w:eastAsiaTheme="majorEastAsia" w:hAnsiTheme="majorHAnsi"/>
+      <w:rFonts w:ascii="Calibri" w:hAnsi="Calibri" w:eastAsia="" w:cs="" w:asciiTheme="majorHAnsi" w:cstheme="majorBidi" w:eastAsiaTheme="majorEastAsia" w:hAnsiTheme="majorHAnsi"/>
       <w:i/>
       <w:iCs/>
       <w:color w:themeColor="accent1" w:val="4F81BD"/>
@@ -2160,7 +2270,7 @@
     <w:qFormat/>
     <w:rsid w:val="00fc693f"/>
     <w:rPr>
-      <w:rFonts w:ascii="Calibri" w:hAnsi="Calibri" w:eastAsia="ＭＳ ゴシック" w:cs="" w:asciiTheme="majorHAnsi" w:cstheme="majorBidi" w:eastAsiaTheme="majorEastAsia" w:hAnsiTheme="majorHAnsi"/>
+      <w:rFonts w:ascii="Calibri" w:hAnsi="Calibri" w:eastAsia="" w:cs="" w:asciiTheme="majorHAnsi" w:cstheme="majorBidi" w:eastAsiaTheme="majorEastAsia" w:hAnsiTheme="majorHAnsi"/>
       <w:b/>
       <w:bCs/>
       <w:i/>
@@ -2177,7 +2287,7 @@
     <w:qFormat/>
     <w:rsid w:val="00fc693f"/>
     <w:rPr>
-      <w:rFonts w:ascii="Calibri" w:hAnsi="Calibri" w:eastAsia="ＭＳ ゴシック" w:cs="" w:asciiTheme="majorHAnsi" w:cstheme="majorBidi" w:eastAsiaTheme="majorEastAsia" w:hAnsiTheme="majorHAnsi"/>
+      <w:rFonts w:ascii="Calibri" w:hAnsi="Calibri" w:eastAsia="" w:cs="" w:asciiTheme="majorHAnsi" w:cstheme="majorBidi" w:eastAsiaTheme="majorEastAsia" w:hAnsiTheme="majorHAnsi"/>
       <w:color w:themeColor="accent1" w:themeShade="7f" w:val="243F60"/>
     </w:rPr>
   </w:style>
@@ -2190,7 +2300,7 @@
     <w:qFormat/>
     <w:rsid w:val="00fc693f"/>
     <w:rPr>
-      <w:rFonts w:ascii="Calibri" w:hAnsi="Calibri" w:eastAsia="ＭＳ ゴシック" w:cs="" w:asciiTheme="majorHAnsi" w:cstheme="majorBidi" w:eastAsiaTheme="majorEastAsia" w:hAnsiTheme="majorHAnsi"/>
+      <w:rFonts w:ascii="Calibri" w:hAnsi="Calibri" w:eastAsia="" w:cs="" w:asciiTheme="majorHAnsi" w:cstheme="majorBidi" w:eastAsiaTheme="majorEastAsia" w:hAnsiTheme="majorHAnsi"/>
       <w:i/>
       <w:iCs/>
       <w:color w:themeColor="accent1" w:themeShade="7f" w:val="243F60"/>
@@ -2205,7 +2315,7 @@
     <w:qFormat/>
     <w:rsid w:val="00fc693f"/>
     <w:rPr>
-      <w:rFonts w:ascii="Calibri" w:hAnsi="Calibri" w:eastAsia="ＭＳ ゴシック" w:cs="" w:asciiTheme="majorHAnsi" w:cstheme="majorBidi" w:eastAsiaTheme="majorEastAsia" w:hAnsiTheme="majorHAnsi"/>
+      <w:rFonts w:ascii="Calibri" w:hAnsi="Calibri" w:eastAsia="" w:cs="" w:asciiTheme="majorHAnsi" w:cstheme="majorBidi" w:eastAsiaTheme="majorEastAsia" w:hAnsiTheme="majorHAnsi"/>
       <w:i/>
       <w:iCs/>
       <w:color w:themeColor="text1" w:themeTint="bf" w:val="404040"/>
@@ -2220,7 +2330,7 @@
     <w:qFormat/>
     <w:rsid w:val="00fc693f"/>
     <w:rPr>
-      <w:rFonts w:ascii="Calibri" w:hAnsi="Calibri" w:eastAsia="ＭＳ ゴシック" w:cs="" w:asciiTheme="majorHAnsi" w:cstheme="majorBidi" w:eastAsiaTheme="majorEastAsia" w:hAnsiTheme="majorHAnsi"/>
+      <w:rFonts w:ascii="Calibri" w:hAnsi="Calibri" w:eastAsia="" w:cs="" w:asciiTheme="majorHAnsi" w:cstheme="majorBidi" w:eastAsiaTheme="majorEastAsia" w:hAnsiTheme="majorHAnsi"/>
       <w:color w:themeColor="accent1" w:val="4F81BD"/>
       <w:sz w:val="20"/>
       <w:szCs w:val="20"/>
@@ -2235,7 +2345,7 @@
     <w:qFormat/>
     <w:rsid w:val="00fc693f"/>
     <w:rPr>
-      <w:rFonts w:ascii="Calibri" w:hAnsi="Calibri" w:eastAsia="ＭＳ ゴシック" w:cs="" w:asciiTheme="majorHAnsi" w:cstheme="majorBidi" w:eastAsiaTheme="majorEastAsia" w:hAnsiTheme="majorHAnsi"/>
+      <w:rFonts w:ascii="Calibri" w:hAnsi="Calibri" w:eastAsia="" w:cs="" w:asciiTheme="majorHAnsi" w:cstheme="majorBidi" w:eastAsiaTheme="majorEastAsia" w:hAnsiTheme="majorHAnsi"/>
       <w:i/>
       <w:iCs/>
       <w:color w:themeColor="text1" w:themeTint="bf" w:val="404040"/>
@@ -2465,12 +2575,13 @@
     <w:rsid w:val="00fc693f"/>
     <w:pPr>
       <w:widowControl/>
+      <w:suppressAutoHyphens w:val="true"/>
       <w:bidi w:val="0"/>
       <w:spacing w:lineRule="auto" w:line="240" w:before="0" w:after="0"/>
       <w:jc w:val="start"/>
     </w:pPr>
     <w:rPr>
-      <w:rFonts w:ascii="Cambria" w:hAnsi="Cambria" w:eastAsia="ＭＳ 明朝" w:cs="" w:asciiTheme="minorHAnsi" w:cstheme="minorBidi" w:eastAsiaTheme="minorEastAsia" w:hAnsiTheme="minorHAnsi"/>
+      <w:rFonts w:ascii="Cambria" w:hAnsi="Cambria" w:eastAsia="" w:cs="" w:asciiTheme="minorHAnsi" w:cstheme="minorBidi" w:eastAsiaTheme="minorEastAsia" w:hAnsiTheme="minorHAnsi"/>
       <w:color w:val="auto"/>
       <w:kern w:val="0"/>
       <w:sz w:val="22"/>
@@ -2494,7 +2605,7 @@
       <w:contextualSpacing/>
     </w:pPr>
     <w:rPr>
-      <w:rFonts w:ascii="Calibri" w:hAnsi="Calibri" w:eastAsia="ＭＳ ゴシック" w:cs="" w:asciiTheme="majorHAnsi" w:cstheme="majorBidi" w:eastAsiaTheme="majorEastAsia" w:hAnsiTheme="majorHAnsi"/>
+      <w:rFonts w:ascii="Calibri" w:hAnsi="Calibri" w:eastAsia="" w:cs="" w:asciiTheme="majorHAnsi" w:cstheme="majorBidi" w:eastAsiaTheme="majorEastAsia" w:hAnsiTheme="majorHAnsi"/>
       <w:color w:themeColor="text2" w:themeShade="bf" w:val="17365D"/>
       <w:spacing w:val="5"/>
       <w:kern w:val="2"/>
@@ -2512,7 +2623,7 @@
     <w:rsid w:val="00fc693f"/>
     <w:pPr/>
     <w:rPr>
-      <w:rFonts w:ascii="Calibri" w:hAnsi="Calibri" w:eastAsia="ＭＳ ゴシック" w:cs="" w:asciiTheme="majorHAnsi" w:cstheme="majorBidi" w:eastAsiaTheme="majorEastAsia" w:hAnsiTheme="majorHAnsi"/>
+      <w:rFonts w:ascii="Calibri" w:hAnsi="Calibri" w:eastAsia="" w:cs="" w:asciiTheme="majorHAnsi" w:cstheme="majorBidi" w:eastAsiaTheme="majorEastAsia" w:hAnsiTheme="majorHAnsi"/>
       <w:i/>
       <w:iCs/>
       <w:color w:themeColor="accent1" w:val="4F81BD"/>
@@ -2745,12 +2856,13 @@
         <w:tab w:val="left" w:pos="3456" w:leader="none"/>
         <w:tab w:val="left" w:pos="4032" w:leader="none"/>
       </w:tabs>
+      <w:suppressAutoHyphens w:val="true"/>
       <w:bidi w:val="0"/>
       <w:spacing w:lineRule="auto" w:line="276" w:before="0" w:after="200"/>
       <w:jc w:val="start"/>
     </w:pPr>
     <w:rPr>
-      <w:rFonts w:ascii="Courier" w:hAnsi="Courier" w:eastAsia="ＭＳ 明朝" w:cs="" w:cstheme="minorBidi" w:eastAsiaTheme="minorEastAsia"/>
+      <w:rFonts w:ascii="Courier" w:hAnsi="Courier" w:eastAsia="" w:cs="" w:cstheme="minorBidi" w:eastAsiaTheme="minorEastAsia"/>
       <w:color w:val="auto"/>
       <w:kern w:val="0"/>
       <w:sz w:val="20"/>
@@ -2821,6 +2933,7 @@
     <w:qFormat/>
     <w:pPr>
       <w:widowControl/>
+      <w:suppressAutoHyphens w:val="true"/>
       <w:bidi w:val="0"/>
       <w:spacing w:lineRule="auto" w:line="240" w:before="0" w:after="240"/>
       <w:jc w:val="center"/>
@@ -2841,6 +2954,7 @@
     <w:qFormat/>
     <w:pPr>
       <w:widowControl/>
+      <w:suppressAutoHyphens w:val="true"/>
       <w:bidi w:val="0"/>
       <w:spacing w:lineRule="auto" w:line="240" w:before="0" w:after="0"/>
       <w:jc w:val="center"/>
@@ -2860,6 +2974,7 @@
     <w:qFormat/>
     <w:pPr>
       <w:widowControl/>
+      <w:suppressAutoHyphens w:val="true"/>
       <w:bidi w:val="0"/>
       <w:spacing w:lineRule="auto" w:line="240" w:before="0" w:after="240"/>
       <w:jc w:val="center"/>
@@ -2879,6 +2994,7 @@
     <w:qFormat/>
     <w:pPr>
       <w:widowControl/>
+      <w:suppressAutoHyphens w:val="true"/>
       <w:bidi w:val="0"/>
       <w:spacing w:lineRule="auto" w:line="240" w:before="0" w:after="120"/>
       <w:ind w:firstLine="567"/>
@@ -2898,6 +3014,7 @@
     <w:qFormat/>
     <w:pPr>
       <w:widowControl/>
+      <w:suppressAutoHyphens w:val="true"/>
       <w:bidi w:val="0"/>
       <w:spacing w:lineRule="auto" w:line="240" w:before="0" w:after="360"/>
       <w:ind w:firstLine="567"/>
@@ -2917,6 +3034,7 @@
     <w:qFormat/>
     <w:pPr>
       <w:widowControl/>
+      <w:suppressAutoHyphens w:val="true"/>
       <w:bidi w:val="0"/>
       <w:spacing w:lineRule="auto" w:line="240" w:before="240" w:after="120"/>
       <w:jc w:val="center"/>
@@ -2936,6 +3054,7 @@
     <w:qFormat/>
     <w:pPr>
       <w:widowControl/>
+      <w:suppressAutoHyphens w:val="true"/>
       <w:bidi w:val="0"/>
       <w:spacing w:lineRule="auto" w:line="240" w:before="120" w:after="240"/>
       <w:ind w:hanging="0"/>
@@ -2955,6 +3074,7 @@
     <w:qFormat/>
     <w:pPr>
       <w:widowControl/>
+      <w:suppressAutoHyphens w:val="true"/>
       <w:bidi w:val="0"/>
       <w:spacing w:lineRule="auto" w:line="240" w:before="240" w:after="120"/>
       <w:jc w:val="center"/>
@@ -2974,6 +3094,7 @@
     <w:qFormat/>
     <w:pPr>
       <w:widowControl/>
+      <w:suppressAutoHyphens w:val="true"/>
       <w:bidi w:val="0"/>
       <w:spacing w:lineRule="auto" w:line="240" w:before="0" w:after="40"/>
       <w:ind w:hanging="0" w:start="283"/>
@@ -6120,7 +6241,6 @@
       <w:pPr>
         <w:spacing w:before="0" w:after="0" w:line="240" w:lineRule="auto"/>
       </w:pPr>
-      <w:rPr/>
       <w:tblPr/>
       <w:tcPr>
         <w:tcBorders>
@@ -6266,7 +6386,6 @@
       <w:pPr>
         <w:spacing w:before="0" w:after="0" w:line="240" w:lineRule="auto"/>
       </w:pPr>
-      <w:rPr/>
       <w:tblPr/>
       <w:tcPr>
         <w:tcBorders>
@@ -6412,7 +6531,6 @@
       <w:pPr>
         <w:spacing w:before="0" w:after="0" w:line="240" w:lineRule="auto"/>
       </w:pPr>
-      <w:rPr/>
       <w:tblPr/>
       <w:tcPr>
         <w:tcBorders>
@@ -6558,7 +6676,6 @@
       <w:pPr>
         <w:spacing w:before="0" w:after="0" w:line="240" w:lineRule="auto"/>
       </w:pPr>
-      <w:rPr/>
       <w:tblPr/>
       <w:tcPr>
         <w:tcBorders>
@@ -6704,7 +6821,6 @@
       <w:pPr>
         <w:spacing w:before="0" w:after="0" w:line="240" w:lineRule="auto"/>
       </w:pPr>
-      <w:rPr/>
       <w:tblPr/>
       <w:tcPr>
         <w:tcBorders>
@@ -6850,7 +6966,6 @@
       <w:pPr>
         <w:spacing w:before="0" w:after="0" w:line="240" w:lineRule="auto"/>
       </w:pPr>
-      <w:rPr/>
       <w:tblPr/>
       <w:tcPr>
         <w:tcBorders>
@@ -6996,7 +7111,6 @@
       <w:pPr>
         <w:spacing w:before="0" w:after="0" w:line="240" w:lineRule="auto"/>
       </w:pPr>
-      <w:rPr/>
       <w:tblPr/>
       <w:tcPr>
         <w:tcBorders>
